--- a/DOC/EtherCAT_GD32_Project_Doc.docx
+++ b/DOC/EtherCAT_GD32_Project_Doc.docx
@@ -5,7 +5,6 @@
     <w:p>
       <w:pPr>
         <w:pStyle w:val="Title"/>
-        <w:jc w:val="center"/>
       </w:pPr>
       <w:r>
         <w:t>EtherCAT+RFID 从站项目说明</w:t>
@@ -13,14 +12,12 @@
     </w:p>
     <w:p>
       <w:pPr>
-        <w:pStyle w:val="Subtitle"/>
         <w:jc w:val="center"/>
       </w:pPr>
       <w:r>
-        <w:t>GD32F103CBT6 + TR8253 ESC + EC-UHF-B RFID读写器</w:t>
+        <w:t>GD32F103CB + TR8253 ESC + RFID 读写器   |   版本 v2.0   2026-06-18</w:t>
       </w:r>
     </w:p>
-    <w:p/>
     <w:p>
       <w:pPr>
         <w:pStyle w:val="Heading1"/>
@@ -39,7 +36,7 @@
     </w:p>
     <w:p>
       <w:r>
-        <w:t>GD32F103CBT6 (Cortex-M3, 108MHz, 128KB Flash, 20KB SRAM, LQFP48)</w:t>
+        <w:t>GD32F103CBT6 (GigaDevice, Cortex-M3, 108MHz, 128KB Flash, 20KB SRAM, LQFP48)。主频由 system_gd32f10x.c 配置为 108MHz (HXTAL/2 × 27 PLL)。</w:t>
       </w:r>
     </w:p>
     <w:p>
@@ -47,226 +44,12 @@
         <w:pStyle w:val="Heading2"/>
       </w:pPr>
       <w:r>
-        <w:t>1.2 EtherCAT 从站芯片</w:t>
+        <w:t>1.2 EtherCAT 从站芯片（TR8253 协议转换 + ESC）</w:t>
       </w:r>
     </w:p>
     <w:p>
       <w:r>
-        <w:t>TR8253 ESC，通过 SPI0 与 MCU 通信</w:t>
-      </w:r>
-    </w:p>
-    <w:tbl>
-      <w:tblPr>
-        <w:tblStyle w:val="MediumShading1-Accent1"/>
-        <w:tblW w:type="auto" w:w="0"/>
-        <w:jc w:val="center"/>
-        <w:tblLook w:firstColumn="1" w:firstRow="1" w:lastColumn="0" w:lastRow="0" w:noHBand="0" w:noVBand="1" w:val="04A0"/>
-      </w:tblPr>
-      <w:tblGrid>
-        <w:gridCol w:w="2880"/>
-        <w:gridCol w:w="2880"/>
-        <w:gridCol w:w="2880"/>
-      </w:tblGrid>
-      <w:tr>
-        <w:tc>
-          <w:tcPr>
-            <w:tcW w:type="dxa" w:w="2880"/>
-          </w:tcPr>
-          <w:p>
-            <w:r>
-              <w:t>PA4</w:t>
-            </w:r>
-          </w:p>
-        </w:tc>
-        <w:tc>
-          <w:tcPr>
-            <w:tcW w:type="dxa" w:w="2880"/>
-          </w:tcPr>
-          <w:p>
-            <w:r>
-              <w:t>TR8253 Pin50</w:t>
-            </w:r>
-          </w:p>
-        </w:tc>
-        <w:tc>
-          <w:tcPr>
-            <w:tcW w:type="dxa" w:w="2880"/>
-          </w:tcPr>
-          <w:p>
-            <w:r>
-              <w:t>SPI CS (软件控制)</w:t>
-            </w:r>
-          </w:p>
-        </w:tc>
-      </w:tr>
-      <w:tr>
-        <w:tc>
-          <w:tcPr>
-            <w:tcW w:type="dxa" w:w="2880"/>
-          </w:tcPr>
-          <w:p>
-            <w:r>
-              <w:t>PA5</w:t>
-            </w:r>
-          </w:p>
-        </w:tc>
-        <w:tc>
-          <w:tcPr>
-            <w:tcW w:type="dxa" w:w="2880"/>
-          </w:tcPr>
-          <w:p>
-            <w:r>
-              <w:t>TR8253 Pin51</w:t>
-            </w:r>
-          </w:p>
-        </w:tc>
-        <w:tc>
-          <w:tcPr>
-            <w:tcW w:type="dxa" w:w="2880"/>
-          </w:tcPr>
-          <w:p>
-            <w:r>
-              <w:t>SPI SCK (54MHz, Mode 3)</w:t>
-            </w:r>
-          </w:p>
-        </w:tc>
-      </w:tr>
-      <w:tr>
-        <w:tc>
-          <w:tcPr>
-            <w:tcW w:type="dxa" w:w="2880"/>
-          </w:tcPr>
-          <w:p>
-            <w:r>
-              <w:t>PA6</w:t>
-            </w:r>
-          </w:p>
-        </w:tc>
-        <w:tc>
-          <w:tcPr>
-            <w:tcW w:type="dxa" w:w="2880"/>
-          </w:tcPr>
-          <w:p>
-            <w:r>
-              <w:t>TR8253 Pin52</w:t>
-            </w:r>
-          </w:p>
-        </w:tc>
-        <w:tc>
-          <w:tcPr>
-            <w:tcW w:type="dxa" w:w="2880"/>
-          </w:tcPr>
-          <w:p>
-            <w:r>
-              <w:t>SPI MOSI</w:t>
-            </w:r>
-          </w:p>
-        </w:tc>
-      </w:tr>
-      <w:tr>
-        <w:tc>
-          <w:tcPr>
-            <w:tcW w:type="dxa" w:w="2880"/>
-          </w:tcPr>
-          <w:p>
-            <w:r>
-              <w:t>PA7</w:t>
-            </w:r>
-          </w:p>
-        </w:tc>
-        <w:tc>
-          <w:tcPr>
-            <w:tcW w:type="dxa" w:w="2880"/>
-          </w:tcPr>
-          <w:p>
-            <w:r>
-              <w:t>TR8253 Pin53</w:t>
-            </w:r>
-          </w:p>
-        </w:tc>
-        <w:tc>
-          <w:tcPr>
-            <w:tcW w:type="dxa" w:w="2880"/>
-          </w:tcPr>
-          <w:p>
-            <w:r>
-              <w:t>SPI MISO</w:t>
-            </w:r>
-          </w:p>
-        </w:tc>
-      </w:tr>
-      <w:tr>
-        <w:tc>
-          <w:tcPr>
-            <w:tcW w:type="dxa" w:w="2880"/>
-          </w:tcPr>
-          <w:p>
-            <w:r>
-              <w:t>PB15</w:t>
-            </w:r>
-          </w:p>
-        </w:tc>
-        <w:tc>
-          <w:tcPr>
-            <w:tcW w:type="dxa" w:w="2880"/>
-          </w:tcPr>
-          <w:p>
-            <w:r>
-              <w:t>TR8253 Pin48</w:t>
-            </w:r>
-          </w:p>
-        </w:tc>
-        <w:tc>
-          <w:tcPr>
-            <w:tcW w:type="dxa" w:w="2880"/>
-          </w:tcPr>
-          <w:p>
-            <w:r>
-              <w:t>ESC INT (EXTI15 下降沿)</w:t>
-            </w:r>
-          </w:p>
-        </w:tc>
-      </w:tr>
-      <w:tr>
-        <w:tc>
-          <w:tcPr>
-            <w:tcW w:type="dxa" w:w="2880"/>
-          </w:tcPr>
-          <w:p>
-            <w:r>
-              <w:t>——</w:t>
-            </w:r>
-          </w:p>
-        </w:tc>
-        <w:tc>
-          <w:tcPr>
-            <w:tcW w:type="dxa" w:w="2880"/>
-          </w:tcPr>
-          <w:p>
-            <w:r>
-              <w:t>——</w:t>
-            </w:r>
-          </w:p>
-        </w:tc>
-        <w:tc>
-          <w:tcPr>
-            <w:tcW w:type="dxa" w:w="2880"/>
-          </w:tcPr>
-          <w:p>
-            <w:r>
-              <w:t>SYNC0 未连接(无 DC 同步)</w:t>
-            </w:r>
-          </w:p>
-        </w:tc>
-      </w:tr>
-    </w:tbl>
-    <w:p/>
-    <w:p>
-      <w:pPr>
-        <w:pStyle w:val="Heading2"/>
-      </w:pPr>
-      <w:r>
-        <w:t>1.3 RFID 模块</w:t>
+        <w:t>TR8253 为 EtherCAT 协议转换模块，内部含 ESC，通过 SPI0 与 MCU 通信。</w:t>
       </w:r>
     </w:p>
     <w:p>
@@ -274,7 +57,7 @@
         <w:pStyle w:val="ListBullet"/>
       </w:pPr>
       <w:r>
-        <w:t>EC-UHF-B UHF RFID 读写器，USART1 通信，协议参见《EC-UHF-B 通讯说明》。</w:t>
+        <w:t>SPI0 (= STM32 SPI1, APB2)：SCK=PA5, MISO=PA6, MOSI=PA7, CS=PA4(软件控制)</w:t>
       </w:r>
     </w:p>
     <w:p>
@@ -282,7 +65,7 @@
         <w:pStyle w:val="ListBullet"/>
       </w:pPr>
       <w:r>
-        <w:t>串口配置：PA9=TX, PA10=RX, PA12=EN(1发0收), 115200-8N1</w:t>
+        <w:t>模式：SPI Mode 3 (CPOL=1, CPHA=1)，27MHz (108MHz/4)，8bit MSB 全双工</w:t>
       </w:r>
     </w:p>
     <w:p>
@@ -290,7 +73,76 @@
         <w:pStyle w:val="ListBullet"/>
       </w:pPr>
       <w:r>
-        <w:t>天线选择：PB12=S3, PB13=S2, PB14=S1</w:t>
+        <w:t>MISO 必须配为浮空输入（GPIO_MODE_IN_FLOATING），不可与 SCK/MOSI 同用 AF_PP，否则总线冲突</w:t>
+      </w:r>
+    </w:p>
+    <w:p>
+      <w:pPr>
+        <w:pStyle w:val="ListBullet"/>
+      </w:pPr>
+      <w:r>
+        <w:t>ESC AL 事件中断：PB15，EXTI15 下降沿，IRQn=EXTI10_15_IRQn，抢占1/子0</w:t>
+      </w:r>
+    </w:p>
+    <w:p>
+      <w:pPr>
+        <w:pStyle w:val="ListBullet"/>
+      </w:pPr>
+      <w:r>
+        <w:t>SYNC0 同步信号：PA0，EXTI0 下降沿，IRQn=EXTI0_IRQn，抢占0/子1（当前 DC_SUPPORTED=0，未启用 DC 同步）</w:t>
+      </w:r>
+    </w:p>
+    <w:p>
+      <w:pPr>
+        <w:pStyle w:val="Heading2"/>
+      </w:pPr>
+      <w:r>
+        <w:t>1.3 RFID 读写器（独立模块，非 TR8253）</w:t>
+      </w:r>
+    </w:p>
+    <w:p>
+      <w:r>
+        <w:t>RFID 读写器为独立模块，通过 USART0 与 GD32 通信，运行 EC-UHF-B 协议。注意：此模块与 EtherCAT 侧的 TR8253（走 SPI）是两个独立器件，勿混淆。</w:t>
+      </w:r>
+    </w:p>
+    <w:p>
+      <w:pPr>
+        <w:pStyle w:val="ListBullet"/>
+      </w:pPr>
+      <w:r>
+        <w:t>USART0：TX=PA9, RX=PA10，115200-8N1</w:t>
+      </w:r>
+    </w:p>
+    <w:p>
+      <w:pPr>
+        <w:pStyle w:val="ListBullet"/>
+      </w:pPr>
+      <w:r>
+        <w:t>模块使能：PA12（高=启用，低=待机/断电），看门狗硬复位用此脚</w:t>
+      </w:r>
+    </w:p>
+    <w:p>
+      <w:pPr>
+        <w:pStyle w:val="ListBullet"/>
+      </w:pPr>
+      <w:r>
+        <w:t>天线选择：PB14=S1, PB13=S2, PB12=S3（3 位编码选 1~8，本板用 1~3）</w:t>
+      </w:r>
+    </w:p>
+    <w:p>
+      <w:pPr>
+        <w:pStyle w:val="ListBullet"/>
+      </w:pPr>
+      <w:r>
+        <w:t>DMA：发送 DMA0_CH3（单次），接收 DMA0_CH4（循环模式，环形缓冲）</w:t>
+      </w:r>
+    </w:p>
+    <w:p>
+      <w:pPr>
+        <w:pStyle w:val="ListBullet"/>
+      </w:pPr>
+      <w:r>
+        <w:t>协议帧格式：[0xAA][Dir][CmdID][Len_H][Len_L][Data...][Checksum][0xDD]</w:t>
       </w:r>
     </w:p>
     <w:p>
@@ -302,16 +154,50 @@
       </w:r>
     </w:p>
     <w:p>
+      <w:pPr>
+        <w:pStyle w:val="ListBullet"/>
+      </w:pPr>
       <w:r>
-        <w:t>USART2 (PB10=TX, PB11=RX), 115200-8N1, RS232 电平</w:t>
+        <w:t>USART2：TX=PB10, RX=PB11，115200-8N1，RS232 电平</w:t>
+      </w:r>
+    </w:p>
+    <w:p>
+      <w:pPr>
+        <w:pStyle w:val="ListBullet"/>
+      </w:pPr>
+      <w:r>
+        <w:t>printf 经 fputc 重定向到 USART2</w:t>
       </w:r>
     </w:p>
     <w:p>
       <w:r>
-        <w:t>注：GD32F103CBT6 中 USART 从 0 开始编号，GD32 USART2 = STM32 USART3</w:t>
+        <w:t>注：GD32 USART 从 0 编号，GD32 USART0/1/2 = STM32 USART1/2/3。</w:t>
       </w:r>
     </w:p>
-    <w:p/>
+    <w:p>
+      <w:pPr>
+        <w:pStyle w:val="Heading2"/>
+      </w:pPr>
+      <w:r>
+        <w:t>1.5 硬件看门狗 FWDGT</w:t>
+      </w:r>
+    </w:p>
+    <w:p>
+      <w:pPr>
+        <w:pStyle w:val="ListBullet"/>
+      </w:pPr>
+      <w:r>
+        <w:t>时钟 IRC40K (40kHz)，预分频 DIV64 → 625Hz，重载 3125 → 超时 5.0 秒</w:t>
+      </w:r>
+    </w:p>
+    <w:p>
+      <w:pPr>
+        <w:pStyle w:val="ListBullet"/>
+      </w:pPr>
+      <w:r>
+        <w:t>启动后不可停止，主循环末尾 WDG_Feed() 喂狗；RFID 阻塞期间由 ECAT_KeepAlive() 喂狗</w:t>
+      </w:r>
+    </w:p>
     <w:p>
       <w:pPr>
         <w:pStyle w:val="Heading1"/>
@@ -321,11 +207,8 @@
       </w:r>
     </w:p>
     <w:p>
-      <w:pPr>
-        <w:pStyle w:val="ListBullet"/>
-      </w:pPr>
       <w:r>
-        <w:t>裸机循环，无 RTOS：</w:t>
+        <w:t>裸机循环，无 RTOS。主流程：</w:t>
       </w:r>
     </w:p>
     <w:p>
@@ -333,7 +216,7 @@
         <w:pStyle w:val="ListBullet"/>
       </w:pPr>
       <w:r>
-        <w:t>SystemInit(108MHz) → 外设初始化 → ECAT_Stack_Init → ECAT_Stack_MainLoop</w:t>
+        <w:t>SystemInit(108MHz) → systick → 外设初始化 → ECAT_Stack_Init → while(1) 主循环</w:t>
       </w:r>
     </w:p>
     <w:p>
@@ -341,7 +224,7 @@
         <w:pStyle w:val="ListBullet"/>
       </w:pPr>
       <w:r>
-        <w:t>ECAT 周期任务(OP 状态)：DO_LED_Ctrl → Sonar+RFID 数据填入 TxPDO</w:t>
+        <w:t>ECAT 周期任务(OP 状态)：DO_LED_Ctrl → 天线 RSSI/EPC 数据填入 TxPDO</w:t>
       </w:r>
     </w:p>
     <w:p>
@@ -349,7 +232,7 @@
         <w:pStyle w:val="ListBullet"/>
       </w:pPr>
       <w:r>
-        <w:t>RFID 扫描：主循环内状态机，~100ms 盘存一次</w:t>
+        <w:t>RFID 扫描：OP 状态下状态机轮询 3 天线，每天线约 30ms</w:t>
       </w:r>
     </w:p>
     <w:p>
@@ -362,7 +245,7 @@
     </w:p>
     <w:tbl>
       <w:tblPr>
-        <w:tblStyle w:val="MediumShading1-Accent1"/>
+        <w:tblStyle w:val="LightList-Accent1"/>
         <w:tblW w:type="auto" w:w="0"/>
         <w:tblLook w:firstColumn="1" w:firstRow="1" w:lastColumn="0" w:lastRow="0" w:noHBand="0" w:noVBand="1" w:val="04A0"/>
       </w:tblPr>
@@ -370,6 +253,28 @@
         <w:gridCol w:w="4320"/>
         <w:gridCol w:w="4320"/>
       </w:tblGrid>
+      <w:tr>
+        <w:tc>
+          <w:tcPr>
+            <w:tcW w:type="dxa" w:w="4320"/>
+          </w:tcPr>
+          <w:p>
+            <w:r>
+              <w:t>目录</w:t>
+            </w:r>
+          </w:p>
+        </w:tc>
+        <w:tc>
+          <w:tcPr>
+            <w:tcW w:type="dxa" w:w="4320"/>
+          </w:tcPr>
+          <w:p>
+            <w:r>
+              <w:t>内容</w:t>
+            </w:r>
+          </w:p>
+        </w:tc>
+      </w:tr>
       <w:tr>
         <w:tc>
           <w:tcPr>
@@ -387,7 +292,7 @@
           </w:tcPr>
           <w:p>
             <w:r>
-              <w:t>main.c, gd32f10x_it.c, systick.c</w:t>
+              <w:t>main.c(主循环), systick.c(1ms滴答), gd32f10x_it.c(中断), system_gd32f10x.c(时钟), startup_gd32f10x_md.s</w:t>
             </w:r>
           </w:p>
         </w:tc>
@@ -409,7 +314,7 @@
           </w:tcPr>
           <w:p>
             <w:r>
-              <w:t>uart.c, spi_ecat.c, timer_ecat.c, gpio_ecat.c, rfid_ecat.c, Application.c, App_Flash.c</w:t>
+              <w:t>rfid_ecat.c(RFID驱动+扫描+看门狗), Application.c(PLC命令分发+PDO映射), spi_ecat.c(ESC SPI), gpio_ecat.c(EXTI), timer_ecat.c(1ms定时), uart.c(调试串口), wdg_ecat.c(硬件看门狗), App_Flash.c(参数存取)</w:t>
             </w:r>
           </w:p>
         </w:tc>
@@ -431,29 +336,7 @@
           </w:tcPr>
           <w:p>
             <w:r>
-              <w:t>Beckhoff SSC v5.12 (ecatslv, ecatappl, ecatcoe, mailbox, objdef, sdoserv...)</w:t>
-            </w:r>
-          </w:p>
-        </w:tc>
-      </w:tr>
-      <w:tr>
-        <w:tc>
-          <w:tcPr>
-            <w:tcW w:type="dxa" w:w="4320"/>
-          </w:tcPr>
-          <w:p>
-            <w:r>
-              <w:t>SSC/GD32Evb.c</w:t>
-            </w:r>
-          </w:p>
-        </w:tc>
-        <w:tc>
-          <w:tcPr>
-            <w:tcW w:type="dxa" w:w="4320"/>
-          </w:tcPr>
-          <w:p>
-            <w:r>
-              <w:t>GD32 硬件抽象层 (SPI, EXTI, Timer 适配)</w:t>
+              <w:t>Beckhoff SSC v5.12 协议栈：ecatslv/ecatappl/ecatcoe/sdoserv/mailbox/objdef + GD32Evb.c(GD32平台移植) + SSC-Device.c(设备回调) + ecat_def.h(配置)</w:t>
             </w:r>
           </w:p>
         </w:tc>
@@ -475,7 +358,7 @@
           </w:tcPr>
           <w:p>
             <w:r>
-              <w:t>ecat_api (ECAT 栈封装), ecat_pdo_types, ecat_debug</w:t>
+              <w:t>ecat_api.c/.h(应用↔SSC桥梁+PDO布局+命令码), ecat_hw_if.h, ecat_pdo_types.h(遗留), ecat_debug.h(默认关)</w:t>
             </w:r>
           </w:p>
         </w:tc>
@@ -487,7 +370,7 @@
           </w:tcPr>
           <w:p>
             <w:r>
-              <w:t>Firmware/</w:t>
+              <w:t>MDK-ARM/</w:t>
             </w:r>
           </w:p>
         </w:tc>
@@ -497,7 +380,59 @@
           </w:tcPr>
           <w:p>
             <w:r>
-              <w:t>GD32F10x 标准外设库 + CMSIS</w:t>
+              <w:t>Keil 工程 EtherCAT_RFID.uvprojx + Objects/ 编译输出</w:t>
+            </w:r>
+          </w:p>
+        </w:tc>
+      </w:tr>
+    </w:tbl>
+    <w:p>
+      <w:pPr>
+        <w:pStyle w:val="Heading2"/>
+      </w:pPr>
+      <w:r>
+        <w:t>2.2 关键配置宏</w:t>
+      </w:r>
+    </w:p>
+    <w:tbl>
+      <w:tblPr>
+        <w:tblStyle w:val="LightList-Accent1"/>
+        <w:tblW w:type="auto" w:w="0"/>
+        <w:tblLook w:firstColumn="1" w:firstRow="1" w:lastColumn="0" w:lastRow="0" w:noHBand="0" w:noVBand="1" w:val="04A0"/>
+      </w:tblPr>
+      <w:tblGrid>
+        <w:gridCol w:w="2880"/>
+        <w:gridCol w:w="2880"/>
+        <w:gridCol w:w="2880"/>
+      </w:tblGrid>
+      <w:tr>
+        <w:tc>
+          <w:tcPr>
+            <w:tcW w:type="dxa" w:w="2880"/>
+          </w:tcPr>
+          <w:p>
+            <w:r>
+              <w:t>宏</w:t>
+            </w:r>
+          </w:p>
+        </w:tc>
+        <w:tc>
+          <w:tcPr>
+            <w:tcW w:type="dxa" w:w="2880"/>
+          </w:tcPr>
+          <w:p>
+            <w:r>
+              <w:t>值</w:t>
+            </w:r>
+          </w:p>
+        </w:tc>
+        <w:tc>
+          <w:tcPr>
+            <w:tcW w:type="dxa" w:w="2880"/>
+          </w:tcPr>
+          <w:p>
+            <w:r>
+              <w:t>含义</w:t>
             </w:r>
           </w:p>
         </w:tc>
@@ -505,63 +440,7 @@
       <w:tr>
         <w:tc>
           <w:tcPr>
-            <w:tcW w:type="dxa" w:w="4320"/>
-          </w:tcPr>
-          <w:p>
-            <w:r>
-              <w:t>DOC/</w:t>
-            </w:r>
-          </w:p>
-        </w:tc>
-        <w:tc>
-          <w:tcPr>
-            <w:tcW w:type="dxa" w:w="4320"/>
-          </w:tcPr>
-          <w:p>
-            <w:r>
-              <w:t>数据手册, 管脚分配表, 通讯协议</w:t>
-            </w:r>
-          </w:p>
-        </w:tc>
-      </w:tr>
-      <w:tr>
-        <w:tc>
-          <w:tcPr>
-            <w:tcW w:type="dxa" w:w="4320"/>
-          </w:tcPr>
-          <w:p/>
-        </w:tc>
-        <w:tc>
-          <w:tcPr>
-            <w:tcW w:type="dxa" w:w="4320"/>
-          </w:tcPr>
-          <w:p/>
-        </w:tc>
-      </w:tr>
-    </w:tbl>
-    <w:p/>
-    <w:p>
-      <w:pPr>
-        <w:pStyle w:val="Heading2"/>
-      </w:pPr>
-      <w:r>
-        <w:t>2.2 关键配置 (ecat_def.h)</w:t>
-      </w:r>
-    </w:p>
-    <w:tbl>
-      <w:tblPr>
-        <w:tblStyle w:val="MediumShading1-Accent1"/>
-        <w:tblW w:type="auto" w:w="0"/>
-        <w:tblLook w:firstColumn="1" w:firstRow="1" w:lastColumn="0" w:lastRow="0" w:noHBand="0" w:noVBand="1" w:val="04A0"/>
-      </w:tblPr>
-      <w:tblGrid>
-        <w:gridCol w:w="4320"/>
-        <w:gridCol w:w="4320"/>
-      </w:tblGrid>
-      <w:tr>
-        <w:tc>
-          <w:tcPr>
-            <w:tcW w:type="dxa" w:w="4320"/>
+            <w:tcW w:type="dxa" w:w="2880"/>
           </w:tcPr>
           <w:p>
             <w:r>
@@ -571,11 +450,21 @@
         </w:tc>
         <w:tc>
           <w:tcPr>
-            <w:tcW w:type="dxa" w:w="4320"/>
+            <w:tcW w:type="dxa" w:w="2880"/>
           </w:tcPr>
           <w:p>
             <w:r>
-              <w:t>0 (SYNC0 未接)</w:t>
+              <w:t>0</w:t>
+            </w:r>
+          </w:p>
+        </w:tc>
+        <w:tc>
+          <w:tcPr>
+            <w:tcW w:type="dxa" w:w="2880"/>
+          </w:tcPr>
+          <w:p>
+            <w:r>
+              <w:t>分布式时钟开关（SYNC0 硬件已接但未启用 DC 同步）</w:t>
             </w:r>
           </w:p>
         </w:tc>
@@ -583,7 +472,7 @@
       <w:tr>
         <w:tc>
           <w:tcPr>
-            <w:tcW w:type="dxa" w:w="4320"/>
+            <w:tcW w:type="dxa" w:w="2880"/>
           </w:tcPr>
           <w:p>
             <w:r>
@@ -593,11 +482,21 @@
         </w:tc>
         <w:tc>
           <w:tcPr>
-            <w:tcW w:type="dxa" w:w="4320"/>
+            <w:tcW w:type="dxa" w:w="2880"/>
           </w:tcPr>
           <w:p>
             <w:r>
-              <w:t>0 (软件看门狗)</w:t>
+              <w:t>0</w:t>
+            </w:r>
+          </w:p>
+        </w:tc>
+        <w:tc>
+          <w:tcPr>
+            <w:tcW w:type="dxa" w:w="2880"/>
+          </w:tcPr>
+          <w:p>
+            <w:r>
+              <w:t>ESC SM 看门狗开关，0=用软件 WD</w:t>
             </w:r>
           </w:p>
         </w:tc>
@@ -605,7 +504,39 @@
       <w:tr>
         <w:tc>
           <w:tcPr>
-            <w:tcW w:type="dxa" w:w="4320"/>
+            <w:tcW w:type="dxa" w:w="2880"/>
+          </w:tcPr>
+          <w:p>
+            <w:r>
+              <w:t>ECAT_IGNORE_SM_WD_ERROR</w:t>
+            </w:r>
+          </w:p>
+        </w:tc>
+        <w:tc>
+          <w:tcPr>
+            <w:tcW w:type="dxa" w:w="2880"/>
+          </w:tcPr>
+          <w:p>
+            <w:r>
+              <w:t>1</w:t>
+            </w:r>
+          </w:p>
+        </w:tc>
+        <w:tc>
+          <w:tcPr>
+            <w:tcW w:type="dxa" w:w="2880"/>
+          </w:tcPr>
+          <w:p>
+            <w:r>
+              <w:t>忽略 SM WD 触发(0x001B)，避免 62.5ms 偶发超时掉 OP</w:t>
+            </w:r>
+          </w:p>
+        </w:tc>
+      </w:tr>
+      <w:tr>
+        <w:tc>
+          <w:tcPr>
+            <w:tcW w:type="dxa" w:w="2880"/>
           </w:tcPr>
           <w:p>
             <w:r>
@@ -615,11 +546,21 @@
         </w:tc>
         <w:tc>
           <w:tcPr>
-            <w:tcW w:type="dxa" w:w="4320"/>
+            <w:tcW w:type="dxa" w:w="2880"/>
           </w:tcPr>
           <w:p>
             <w:r>
-              <w:t>0xF4240 (1ms)</w:t>
+              <w:t>0xF4240</w:t>
+            </w:r>
+          </w:p>
+        </w:tc>
+        <w:tc>
+          <w:tcPr>
+            <w:tcW w:type="dxa" w:w="2880"/>
+          </w:tcPr>
+          <w:p>
+            <w:r>
+              <w:t>支持最小 PDO 周期 1ms (ns)</w:t>
             </w:r>
           </w:p>
         </w:tc>
@@ -627,7 +568,7 @@
       <w:tr>
         <w:tc>
           <w:tcPr>
-            <w:tcW w:type="dxa" w:w="4320"/>
+            <w:tcW w:type="dxa" w:w="2880"/>
           </w:tcPr>
           <w:p>
             <w:r>
@@ -637,11 +578,21 @@
         </w:tc>
         <w:tc>
           <w:tcPr>
-            <w:tcW w:type="dxa" w:w="4320"/>
+            <w:tcW w:type="dxa" w:w="2880"/>
           </w:tcPr>
           <w:p>
             <w:r>
-              <w:t>0x800 (2048 字节)</w:t>
+              <w:t>0x800</w:t>
+            </w:r>
+          </w:p>
+        </w:tc>
+        <w:tc>
+          <w:tcPr>
+            <w:tcW w:type="dxa" w:w="2880"/>
+          </w:tcPr>
+          <w:p>
+            <w:r>
+              <w:t>EEPROM 2048 字节</w:t>
             </w:r>
           </w:p>
         </w:tc>
@@ -649,21 +600,31 @@
       <w:tr>
         <w:tc>
           <w:tcPr>
-            <w:tcW w:type="dxa" w:w="4320"/>
+            <w:tcW w:type="dxa" w:w="2880"/>
           </w:tcPr>
           <w:p>
             <w:r>
-              <w:t>ESC_EEPROM_EMULATION</w:t>
+              <w:t>PDO_TX_UINT16 / PDO_RX_UINT16</w:t>
             </w:r>
           </w:p>
         </w:tc>
         <w:tc>
           <w:tcPr>
-            <w:tcW w:type="dxa" w:w="4320"/>
+            <w:tcW w:type="dxa" w:w="2880"/>
           </w:tcPr>
           <w:p>
             <w:r>
-              <w:t>0 (使用物理 EEPROM)</w:t>
+              <w:t>510 / 510</w:t>
+            </w:r>
+          </w:p>
+        </w:tc>
+        <w:tc>
+          <w:tcPr>
+            <w:tcW w:type="dxa" w:w="2880"/>
+          </w:tcPr>
+          <w:p>
+            <w:r>
+              <w:t>TxPDO/RxPDO 各 510 字 = 1020 字节</w:t>
             </w:r>
           </w:p>
         </w:tc>
@@ -671,19 +632,164 @@
       <w:tr>
         <w:tc>
           <w:tcPr>
-            <w:tcW w:type="dxa" w:w="4320"/>
+            <w:tcW w:type="dxa" w:w="2880"/>
           </w:tcPr>
-          <w:p/>
+          <w:p>
+            <w:r>
+              <w:t>RFID_SOFT_WD_ENABLE</w:t>
+            </w:r>
+          </w:p>
         </w:tc>
         <w:tc>
           <w:tcPr>
-            <w:tcW w:type="dxa" w:w="4320"/>
+            <w:tcW w:type="dxa" w:w="2880"/>
           </w:tcPr>
-          <w:p/>
+          <w:p>
+            <w:r>
+              <w:t>1</w:t>
+            </w:r>
+          </w:p>
+        </w:tc>
+        <w:tc>
+          <w:tcPr>
+            <w:tcW w:type="dxa" w:w="2880"/>
+          </w:tcPr>
+          <w:p>
+            <w:r>
+              <w:t>启用 RFID 软件看门狗</w:t>
+            </w:r>
+          </w:p>
+        </w:tc>
+      </w:tr>
+      <w:tr>
+        <w:tc>
+          <w:tcPr>
+            <w:tcW w:type="dxa" w:w="2880"/>
+          </w:tcPr>
+          <w:p>
+            <w:r>
+              <w:t>RFID_WD_TIMEOUT_MS</w:t>
+            </w:r>
+          </w:p>
+        </w:tc>
+        <w:tc>
+          <w:tcPr>
+            <w:tcW w:type="dxa" w:w="2880"/>
+          </w:tcPr>
+          <w:p>
+            <w:r>
+              <w:t>2000</w:t>
+            </w:r>
+          </w:p>
+        </w:tc>
+        <w:tc>
+          <w:tcPr>
+            <w:tcW w:type="dxa" w:w="2880"/>
+          </w:tcPr>
+          <w:p>
+            <w:r>
+              <w:t>2 秒无响应触发复位</w:t>
+            </w:r>
+          </w:p>
+        </w:tc>
+      </w:tr>
+      <w:tr>
+        <w:tc>
+          <w:tcPr>
+            <w:tcW w:type="dxa" w:w="2880"/>
+          </w:tcPr>
+          <w:p>
+            <w:r>
+              <w:t>RFID_WD_POWER_OFF_MS</w:t>
+            </w:r>
+          </w:p>
+        </w:tc>
+        <w:tc>
+          <w:tcPr>
+            <w:tcW w:type="dxa" w:w="2880"/>
+          </w:tcPr>
+          <w:p>
+            <w:r>
+              <w:t>200</w:t>
+            </w:r>
+          </w:p>
+        </w:tc>
+        <w:tc>
+          <w:tcPr>
+            <w:tcW w:type="dxa" w:w="2880"/>
+          </w:tcPr>
+          <w:p>
+            <w:r>
+              <w:t>PA12 硬复位断电时长</w:t>
+            </w:r>
+          </w:p>
+        </w:tc>
+      </w:tr>
+      <w:tr>
+        <w:tc>
+          <w:tcPr>
+            <w:tcW w:type="dxa" w:w="2880"/>
+          </w:tcPr>
+          <w:p>
+            <w:r>
+              <w:t>RFID_SCAN_MS</w:t>
+            </w:r>
+          </w:p>
+        </w:tc>
+        <w:tc>
+          <w:tcPr>
+            <w:tcW w:type="dxa" w:w="2880"/>
+          </w:tcPr>
+          <w:p>
+            <w:r>
+              <w:t>30</w:t>
+            </w:r>
+          </w:p>
+        </w:tc>
+        <w:tc>
+          <w:tcPr>
+            <w:tcW w:type="dxa" w:w="2880"/>
+          </w:tcPr>
+          <w:p>
+            <w:r>
+              <w:t>每天线扫描间隔</w:t>
+            </w:r>
+          </w:p>
+        </w:tc>
+      </w:tr>
+      <w:tr>
+        <w:tc>
+          <w:tcPr>
+            <w:tcW w:type="dxa" w:w="2880"/>
+          </w:tcPr>
+          <w:p>
+            <w:r>
+              <w:t>RFID_ANT_COUNT</w:t>
+            </w:r>
+          </w:p>
+        </w:tc>
+        <w:tc>
+          <w:tcPr>
+            <w:tcW w:type="dxa" w:w="2880"/>
+          </w:tcPr>
+          <w:p>
+            <w:r>
+              <w:t>3</w:t>
+            </w:r>
+          </w:p>
+        </w:tc>
+        <w:tc>
+          <w:tcPr>
+            <w:tcW w:type="dxa" w:w="2880"/>
+          </w:tcPr>
+          <w:p>
+            <w:r>
+              <w:t>天线数量</w:t>
+            </w:r>
+          </w:p>
         </w:tc>
       </w:tr>
     </w:tbl>
-    <w:p/>
     <w:p>
       <w:pPr>
         <w:pStyle w:val="Heading1"/>
@@ -693,16 +799,21 @@
       </w:r>
     </w:p>
     <w:p>
+      <w:r>
+        <w:t>对象字典只挂两个大对象：0x6000 (TxPDO, 510字) 和 0x7000 (RxPDO, 510字)。字段细分（CMD/ANT/ADDR…）是固件内部约定，不在对象字典体现，靠对接文档定义。所有多字节数据在每个 UINT16 字内大端（高字节在前）。</w:t>
+      </w:r>
+    </w:p>
+    <w:p>
       <w:pPr>
         <w:pStyle w:val="Heading2"/>
       </w:pPr>
       <w:r>
-        <w:t>3.1 TxPDO (从站 → 主站)</w:t>
+        <w:t>3.1 TxPDO（从站 → 主站，DI）</w:t>
       </w:r>
     </w:p>
     <w:tbl>
       <w:tblPr>
-        <w:tblStyle w:val="MediumShading1-Accent1"/>
+        <w:tblStyle w:val="LightList-Accent1"/>
         <w:tblW w:type="auto" w:w="0"/>
         <w:tblLook w:firstColumn="1" w:firstRow="1" w:lastColumn="0" w:lastRow="0" w:noHBand="0" w:noVBand="1" w:val="04A0"/>
       </w:tblPr>
@@ -711,6 +822,38 @@
         <w:gridCol w:w="2880"/>
         <w:gridCol w:w="2880"/>
       </w:tblGrid>
+      <w:tr>
+        <w:tc>
+          <w:tcPr>
+            <w:tcW w:type="dxa" w:w="2880"/>
+          </w:tcPr>
+          <w:p>
+            <w:r>
+              <w:t>字索引</w:t>
+            </w:r>
+          </w:p>
+        </w:tc>
+        <w:tc>
+          <w:tcPr>
+            <w:tcW w:type="dxa" w:w="2880"/>
+          </w:tcPr>
+          <w:p>
+            <w:r>
+              <w:t>名称</w:t>
+            </w:r>
+          </w:p>
+        </w:tc>
+        <w:tc>
+          <w:tcPr>
+            <w:tcW w:type="dxa" w:w="2880"/>
+          </w:tcPr>
+          <w:p>
+            <w:r>
+              <w:t>说明</w:t>
+            </w:r>
+          </w:p>
+        </w:tc>
+      </w:tr>
       <w:tr>
         <w:tc>
           <w:tcPr>
@@ -738,7 +881,7 @@
           </w:tcPr>
           <w:p>
             <w:r>
-              <w:t>心跳计数器</w:t>
+              <w:t>心跳计数器，每 PDO 周期 +1</w:t>
             </w:r>
           </w:p>
         </w:tc>
@@ -750,7 +893,7 @@
           </w:tcPr>
           <w:p>
             <w:r>
-              <w:t>DI(3)</w:t>
+              <w:t>DI(1..34)</w:t>
             </w:r>
           </w:p>
         </w:tc>
@@ -760,7 +903,7 @@
           </w:tcPr>
           <w:p>
             <w:r>
-              <w:t>g_SonarDist</w:t>
+              <w:t>天线1</w:t>
             </w:r>
           </w:p>
         </w:tc>
@@ -770,7 +913,7 @@
           </w:tcPr>
           <w:p>
             <w:r>
-              <w:t>声纳距离 (保留)</w:t>
+              <w:t>RSSI(1), EPC_LEN(2), NEW(3), EPC(4..34, 31字=62B)</w:t>
             </w:r>
           </w:p>
         </w:tc>
@@ -782,7 +925,7 @@
           </w:tcPr>
           <w:p>
             <w:r>
-              <w:t>DI(4)</w:t>
+              <w:t>DI(35..68)</w:t>
             </w:r>
           </w:p>
         </w:tc>
@@ -792,7 +935,7 @@
           </w:tcPr>
           <w:p>
             <w:r>
-              <w:t>TX_ERR_COUNT</w:t>
+              <w:t>天线2</w:t>
             </w:r>
           </w:p>
         </w:tc>
@@ -802,7 +945,7 @@
           </w:tcPr>
           <w:p>
             <w:r>
-              <w:t>错误计数</w:t>
+              <w:t>RSSI(35), EPC_LEN(36), NEW(37), EPC(38..68)</w:t>
             </w:r>
           </w:p>
         </w:tc>
@@ -814,7 +957,7 @@
           </w:tcPr>
           <w:p>
             <w:r>
-              <w:t>DI(5)</w:t>
+              <w:t>DI(69..102)</w:t>
             </w:r>
           </w:p>
         </w:tc>
@@ -824,7 +967,7 @@
           </w:tcPr>
           <w:p>
             <w:r>
-              <w:t>TX_RFID_RSSI</w:t>
+              <w:t>天线3</w:t>
             </w:r>
           </w:p>
         </w:tc>
@@ -834,7 +977,7 @@
           </w:tcPr>
           <w:p>
             <w:r>
-              <w:t>RFID 信号强度</w:t>
+              <w:t>RSSI(69), EPC_LEN(70), NEW(71), EPC(72..102)</w:t>
             </w:r>
           </w:p>
         </w:tc>
@@ -846,7 +989,7 @@
           </w:tcPr>
           <w:p>
             <w:r>
-              <w:t>DI(6)</w:t>
+              <w:t>DI(103..138)</w:t>
             </w:r>
           </w:p>
         </w:tc>
@@ -856,7 +999,7 @@
           </w:tcPr>
           <w:p>
             <w:r>
-              <w:t>TX_RFID_EPC_LEN</w:t>
+              <w:t>命令响应</w:t>
             </w:r>
           </w:p>
         </w:tc>
@@ -866,7 +1009,64 @@
           </w:tcPr>
           <w:p>
             <w:r>
-              <w:t>RFID EPC 长度(字节)</w:t>
+              <w:t>ECHO(103), STATUS(104), RESULT(105), DATA_LEN(106), DATA(107..138, 32字=64B)</w:t>
+            </w:r>
+          </w:p>
+        </w:tc>
+      </w:tr>
+    </w:tbl>
+    <w:p>
+      <w:r>
+        <w:t>STATUS: 0=IDLE, 1=BUSY, 2=OK, 3=ERROR</w:t>
+      </w:r>
+    </w:p>
+    <w:p>
+      <w:pPr>
+        <w:pStyle w:val="Heading2"/>
+      </w:pPr>
+      <w:r>
+        <w:t>3.2 RxPDO（主站 → 从站，DO）</w:t>
+      </w:r>
+    </w:p>
+    <w:tbl>
+      <w:tblPr>
+        <w:tblStyle w:val="LightList-Accent1"/>
+        <w:tblW w:type="auto" w:w="0"/>
+        <w:tblLook w:firstColumn="1" w:firstRow="1" w:lastColumn="0" w:lastRow="0" w:noHBand="0" w:noVBand="1" w:val="04A0"/>
+      </w:tblPr>
+      <w:tblGrid>
+        <w:gridCol w:w="2880"/>
+        <w:gridCol w:w="2880"/>
+        <w:gridCol w:w="2880"/>
+      </w:tblGrid>
+      <w:tr>
+        <w:tc>
+          <w:tcPr>
+            <w:tcW w:type="dxa" w:w="2880"/>
+          </w:tcPr>
+          <w:p>
+            <w:r>
+              <w:t>字索引</w:t>
+            </w:r>
+          </w:p>
+        </w:tc>
+        <w:tc>
+          <w:tcPr>
+            <w:tcW w:type="dxa" w:w="2880"/>
+          </w:tcPr>
+          <w:p>
+            <w:r>
+              <w:t>名称</w:t>
+            </w:r>
+          </w:p>
+        </w:tc>
+        <w:tc>
+          <w:tcPr>
+            <w:tcW w:type="dxa" w:w="2880"/>
+          </w:tcPr>
+          <w:p>
+            <w:r>
+              <w:t>说明</w:t>
             </w:r>
           </w:p>
         </w:tc>
@@ -878,7 +1078,7 @@
           </w:tcPr>
           <w:p>
             <w:r>
-              <w:t>DI(7)</w:t>
+              <w:t>DO(0)</w:t>
             </w:r>
           </w:p>
         </w:tc>
@@ -888,7 +1088,7 @@
           </w:tcPr>
           <w:p>
             <w:r>
-              <w:t>TX_RFID_NEW</w:t>
+              <w:t>RX_RFID_CMD</w:t>
             </w:r>
           </w:p>
         </w:tc>
@@ -898,7 +1098,7 @@
           </w:tcPr>
           <w:p>
             <w:r>
-              <w:t>新标签标志</w:t>
+              <w:t>命令码: 0=空闲, 1..31=PLC命令, 100=原始命令</w:t>
             </w:r>
           </w:p>
         </w:tc>
@@ -910,7 +1110,7 @@
           </w:tcPr>
           <w:p>
             <w:r>
-              <w:t>DI(8~38)</w:t>
+              <w:t>DO(1)</w:t>
             </w:r>
           </w:p>
         </w:tc>
@@ -920,7 +1120,7 @@
           </w:tcPr>
           <w:p>
             <w:r>
-              <w:t>TX_RFID_EPC</w:t>
+              <w:t>RX_RFID_ANT</w:t>
             </w:r>
           </w:p>
         </w:tc>
@@ -930,7 +1130,7 @@
           </w:tcPr>
           <w:p>
             <w:r>
-              <w:t>RFID EPC 数据(62字节)</w:t>
+              <w:t>天线编号: 1/2/3, 0=保持当前</w:t>
             </w:r>
           </w:p>
         </w:tc>
@@ -942,7 +1142,7 @@
           </w:tcPr>
           <w:p>
             <w:r>
-              <w:t>DI(39~254)</w:t>
+              <w:t>DO(2)</w:t>
             </w:r>
           </w:p>
         </w:tc>
@@ -952,7 +1152,7 @@
           </w:tcPr>
           <w:p>
             <w:r>
-              <w:t>——</w:t>
+              <w:t>RX_RFID_ADDR</w:t>
             </w:r>
           </w:p>
         </w:tc>
@@ -962,7 +1162,7 @@
           </w:tcPr>
           <w:p>
             <w:r>
-              <w:t>保留</w:t>
+              <w:t>字地址 / 命令参数</w:t>
             </w:r>
           </w:p>
         </w:tc>
@@ -972,19 +1172,31 @@
           <w:tcPr>
             <w:tcW w:type="dxa" w:w="2880"/>
           </w:tcPr>
-          <w:p/>
+          <w:p>
+            <w:r>
+              <w:t>DO(3)</w:t>
+            </w:r>
+          </w:p>
         </w:tc>
         <w:tc>
           <w:tcPr>
             <w:tcW w:type="dxa" w:w="2880"/>
           </w:tcPr>
-          <w:p/>
+          <w:p>
+            <w:r>
+              <w:t>RX_RFID_WORDS</w:t>
+            </w:r>
+          </w:p>
         </w:tc>
         <w:tc>
           <w:tcPr>
             <w:tcW w:type="dxa" w:w="2880"/>
           </w:tcPr>
-          <w:p/>
+          <w:p>
+            <w:r>
+              <w:t>读写字数 / 命令参数</w:t>
+            </w:r>
+          </w:p>
         </w:tc>
       </w:tr>
       <w:tr>
@@ -992,43 +1204,48 @@
           <w:tcPr>
             <w:tcW w:type="dxa" w:w="2880"/>
           </w:tcPr>
-          <w:p/>
+          <w:p>
+            <w:r>
+              <w:t>DO(4..33)</w:t>
+            </w:r>
+          </w:p>
         </w:tc>
         <w:tc>
           <w:tcPr>
             <w:tcW w:type="dxa" w:w="2880"/>
           </w:tcPr>
-          <w:p/>
+          <w:p>
+            <w:r>
+              <w:t>RX_RFID_DATA</w:t>
+            </w:r>
+          </w:p>
         </w:tc>
         <w:tc>
           <w:tcPr>
             <w:tcW w:type="dxa" w:w="2880"/>
           </w:tcPr>
-          <w:p/>
+          <w:p>
+            <w:r>
+              <w:t>写入数据, 30字=60字节, 大端</w:t>
+            </w:r>
+          </w:p>
         </w:tc>
       </w:tr>
     </w:tbl>
-    <w:p/>
+    <w:p>
+      <w:pPr>
+        <w:pStyle w:val="Heading1"/>
+      </w:pPr>
+      <w:r>
+        <w:t>4. RFID 命令协议</w:t>
+      </w:r>
+    </w:p>
     <w:p>
       <w:pPr>
         <w:pStyle w:val="Heading2"/>
       </w:pPr>
       <w:r>
-        <w:t>3.2 RxPDO (主站 → 从站)</w:t>
-      </w:r>
-    </w:p>
-    <w:p>
-      <w:r>
-        <w:t>DO(0) = RX_CONTROL，目前保留未用</w:t>
-      </w:r>
-    </w:p>
-    <w:p/>
-    <w:p>
-      <w:pPr>
-        <w:pStyle w:val="Heading1"/>
-      </w:pPr>
-      <w:r>
-        <w:t>4. 编译与烧录</w:t>
+        <w:t>4.1 命令时序（边沿触发）</w:t>
       </w:r>
     </w:p>
     <w:p>
@@ -1036,7 +1253,766 @@
         <w:pStyle w:val="ListBullet"/>
       </w:pPr>
       <w:r>
-        <w:t>IDE: Keil MDK-ARM 5.x</w:t>
+        <w:t>① PLC 先写 ANT/ADDR/WORDS/DATA 参数</w:t>
+      </w:r>
+    </w:p>
+    <w:p>
+      <w:pPr>
+        <w:pStyle w:val="ListBullet"/>
+      </w:pPr>
+      <w:r>
+        <w:t>② DO(CMD) 从 0 跳到命令码（上升沿）→ 从站执行，STATUS=BUSY</w:t>
+      </w:r>
+    </w:p>
+    <w:p>
+      <w:pPr>
+        <w:pStyle w:val="ListBullet"/>
+      </w:pPr>
+      <w:r>
+        <w:t>③ 轮询 DI(STATUS): 1=执行中, 2=成功, 3=错误（读 DI(RESULT) 错误码）</w:t>
+      </w:r>
+    </w:p>
+    <w:p>
+      <w:pPr>
+        <w:pStyle w:val="ListBullet"/>
+      </w:pPr>
+      <w:r>
+        <w:t>④ DO(CMD) 清 0（下降沿）→ 从站重新武装，可发下一条</w:t>
+      </w:r>
+    </w:p>
+    <w:p>
+      <w:r>
+        <w:t>铁律：两条命令之间 CMD 必须归零，否则第二条不执行。</w:t>
+      </w:r>
+    </w:p>
+    <w:p>
+      <w:pPr>
+        <w:pStyle w:val="Heading2"/>
+      </w:pPr>
+      <w:r>
+        <w:t>4.2 命令码表</w:t>
+      </w:r>
+    </w:p>
+    <w:tbl>
+      <w:tblPr>
+        <w:tblStyle w:val="LightList-Accent1"/>
+        <w:tblW w:type="auto" w:w="0"/>
+        <w:tblLook w:firstColumn="1" w:firstRow="1" w:lastColumn="0" w:lastRow="0" w:noHBand="0" w:noVBand="1" w:val="04A0"/>
+      </w:tblPr>
+      <w:tblGrid>
+        <w:gridCol w:w="4320"/>
+        <w:gridCol w:w="4320"/>
+      </w:tblGrid>
+      <w:tr>
+        <w:tc>
+          <w:tcPr>
+            <w:tcW w:type="dxa" w:w="4320"/>
+          </w:tcPr>
+          <w:p>
+            <w:r>
+              <w:t>CMD</w:t>
+            </w:r>
+          </w:p>
+        </w:tc>
+        <w:tc>
+          <w:tcPr>
+            <w:tcW w:type="dxa" w:w="4320"/>
+          </w:tcPr>
+          <w:p>
+            <w:r>
+              <w:t>功能</w:t>
+            </w:r>
+          </w:p>
+        </w:tc>
+      </w:tr>
+      <w:tr>
+        <w:tc>
+          <w:tcPr>
+            <w:tcW w:type="dxa" w:w="4320"/>
+          </w:tcPr>
+          <w:p>
+            <w:r>
+              <w:t>0</w:t>
+            </w:r>
+          </w:p>
+        </w:tc>
+        <w:tc>
+          <w:tcPr>
+            <w:tcW w:type="dxa" w:w="4320"/>
+          </w:tcPr>
+          <w:p>
+            <w:r>
+              <w:t>空闲/复位</w:t>
+            </w:r>
+          </w:p>
+        </w:tc>
+      </w:tr>
+      <w:tr>
+        <w:tc>
+          <w:tcPr>
+            <w:tcW w:type="dxa" w:w="4320"/>
+          </w:tcPr>
+          <w:p>
+            <w:r>
+              <w:t>1</w:t>
+            </w:r>
+          </w:p>
+        </w:tc>
+        <w:tc>
+          <w:tcPr>
+            <w:tcW w:type="dxa" w:w="4320"/>
+          </w:tcPr>
+          <w:p>
+            <w:r>
+              <w:t>读模块信息</w:t>
+            </w:r>
+          </w:p>
+        </w:tc>
+      </w:tr>
+      <w:tr>
+        <w:tc>
+          <w:tcPr>
+            <w:tcW w:type="dxa" w:w="4320"/>
+          </w:tcPr>
+          <w:p>
+            <w:r>
+              <w:t>2</w:t>
+            </w:r>
+          </w:p>
+        </w:tc>
+        <w:tc>
+          <w:tcPr>
+            <w:tcW w:type="dxa" w:w="4320"/>
+          </w:tcPr>
+          <w:p>
+            <w:r>
+              <w:t>读 TID</w:t>
+            </w:r>
+          </w:p>
+        </w:tc>
+      </w:tr>
+      <w:tr>
+        <w:tc>
+          <w:tcPr>
+            <w:tcW w:type="dxa" w:w="4320"/>
+          </w:tcPr>
+          <w:p>
+            <w:r>
+              <w:t>3</w:t>
+            </w:r>
+          </w:p>
+        </w:tc>
+        <w:tc>
+          <w:tcPr>
+            <w:tcW w:type="dxa" w:w="4320"/>
+          </w:tcPr>
+          <w:p>
+            <w:r>
+              <w:t>读 USER</w:t>
+            </w:r>
+          </w:p>
+        </w:tc>
+      </w:tr>
+      <w:tr>
+        <w:tc>
+          <w:tcPr>
+            <w:tcW w:type="dxa" w:w="4320"/>
+          </w:tcPr>
+          <w:p>
+            <w:r>
+              <w:t>4</w:t>
+            </w:r>
+          </w:p>
+        </w:tc>
+        <w:tc>
+          <w:tcPr>
+            <w:tcW w:type="dxa" w:w="4320"/>
+          </w:tcPr>
+          <w:p>
+            <w:r>
+              <w:t>写 USER</w:t>
+            </w:r>
+          </w:p>
+        </w:tc>
+      </w:tr>
+      <w:tr>
+        <w:tc>
+          <w:tcPr>
+            <w:tcW w:type="dxa" w:w="4320"/>
+          </w:tcPr>
+          <w:p>
+            <w:r>
+              <w:t>5</w:t>
+            </w:r>
+          </w:p>
+        </w:tc>
+        <w:tc>
+          <w:tcPr>
+            <w:tcW w:type="dxa" w:w="4320"/>
+          </w:tcPr>
+          <w:p>
+            <w:r>
+              <w:t>写 EPC（ADDR≥2）</w:t>
+            </w:r>
+          </w:p>
+        </w:tc>
+      </w:tr>
+      <w:tr>
+        <w:tc>
+          <w:tcPr>
+            <w:tcW w:type="dxa" w:w="4320"/>
+          </w:tcPr>
+          <w:p>
+            <w:r>
+              <w:t>6</w:t>
+            </w:r>
+          </w:p>
+        </w:tc>
+        <w:tc>
+          <w:tcPr>
+            <w:tcW w:type="dxa" w:w="4320"/>
+          </w:tcPr>
+          <w:p>
+            <w:r>
+              <w:t>设 EPC 长度(改PC字)</w:t>
+            </w:r>
+          </w:p>
+        </w:tc>
+      </w:tr>
+      <w:tr>
+        <w:tc>
+          <w:tcPr>
+            <w:tcW w:type="dxa" w:w="4320"/>
+          </w:tcPr>
+          <w:p>
+            <w:r>
+              <w:t>7</w:t>
+            </w:r>
+          </w:p>
+        </w:tc>
+        <w:tc>
+          <w:tcPr>
+            <w:tcW w:type="dxa" w:w="4320"/>
+          </w:tcPr>
+          <w:p>
+            <w:r>
+              <w:t>设功率</w:t>
+            </w:r>
+          </w:p>
+        </w:tc>
+      </w:tr>
+      <w:tr>
+        <w:tc>
+          <w:tcPr>
+            <w:tcW w:type="dxa" w:w="4320"/>
+          </w:tcPr>
+          <w:p>
+            <w:r>
+              <w:t>8</w:t>
+            </w:r>
+          </w:p>
+        </w:tc>
+        <w:tc>
+          <w:tcPr>
+            <w:tcW w:type="dxa" w:w="4320"/>
+          </w:tcPr>
+          <w:p>
+            <w:r>
+              <w:t>读功率</w:t>
+            </w:r>
+          </w:p>
+        </w:tc>
+      </w:tr>
+      <w:tr>
+        <w:tc>
+          <w:tcPr>
+            <w:tcW w:type="dxa" w:w="4320"/>
+          </w:tcPr>
+          <w:p>
+            <w:r>
+              <w:t>9/10</w:t>
+            </w:r>
+          </w:p>
+        </w:tc>
+        <w:tc>
+          <w:tcPr>
+            <w:tcW w:type="dxa" w:w="4320"/>
+          </w:tcPr>
+          <w:p>
+            <w:r>
+              <w:t>设/读工作区域</w:t>
+            </w:r>
+          </w:p>
+        </w:tc>
+      </w:tr>
+      <w:tr>
+        <w:tc>
+          <w:tcPr>
+            <w:tcW w:type="dxa" w:w="4320"/>
+          </w:tcPr>
+          <w:p>
+            <w:r>
+              <w:t>11/12</w:t>
+            </w:r>
+          </w:p>
+        </w:tc>
+        <w:tc>
+          <w:tcPr>
+            <w:tcW w:type="dxa" w:w="4320"/>
+          </w:tcPr>
+          <w:p>
+            <w:r>
+              <w:t>设/读信道</w:t>
+            </w:r>
+          </w:p>
+        </w:tc>
+      </w:tr>
+      <w:tr>
+        <w:tc>
+          <w:tcPr>
+            <w:tcW w:type="dxa" w:w="4320"/>
+          </w:tcPr>
+          <w:p>
+            <w:r>
+              <w:t>13/14</w:t>
+            </w:r>
+          </w:p>
+        </w:tc>
+        <w:tc>
+          <w:tcPr>
+            <w:tcW w:type="dxa" w:w="4320"/>
+          </w:tcPr>
+          <w:p>
+            <w:r>
+              <w:t>设/读跳频</w:t>
+            </w:r>
+          </w:p>
+        </w:tc>
+      </w:tr>
+      <w:tr>
+        <w:tc>
+          <w:tcPr>
+            <w:tcW w:type="dxa" w:w="4320"/>
+          </w:tcPr>
+          <w:p>
+            <w:r>
+              <w:t>15/16</w:t>
+            </w:r>
+          </w:p>
+        </w:tc>
+        <w:tc>
+          <w:tcPr>
+            <w:tcW w:type="dxa" w:w="4320"/>
+          </w:tcPr>
+          <w:p>
+            <w:r>
+              <w:t>设/读工作模式</w:t>
+            </w:r>
+          </w:p>
+        </w:tc>
+      </w:tr>
+      <w:tr>
+        <w:tc>
+          <w:tcPr>
+            <w:tcW w:type="dxa" w:w="4320"/>
+          </w:tcPr>
+          <w:p>
+            <w:r>
+              <w:t>17</w:t>
+            </w:r>
+          </w:p>
+        </w:tc>
+        <w:tc>
+          <w:tcPr>
+            <w:tcW w:type="dxa" w:w="4320"/>
+          </w:tcPr>
+          <w:p>
+            <w:r>
+              <w:t>单次盘点</w:t>
+            </w:r>
+          </w:p>
+        </w:tc>
+      </w:tr>
+      <w:tr>
+        <w:tc>
+          <w:tcPr>
+            <w:tcW w:type="dxa" w:w="4320"/>
+          </w:tcPr>
+          <w:p>
+            <w:r>
+              <w:t>18</w:t>
+            </w:r>
+          </w:p>
+        </w:tc>
+        <w:tc>
+          <w:tcPr>
+            <w:tcW w:type="dxa" w:w="4320"/>
+          </w:tcPr>
+          <w:p>
+            <w:r>
+              <w:t>停止轮询</w:t>
+            </w:r>
+          </w:p>
+        </w:tc>
+      </w:tr>
+      <w:tr>
+        <w:tc>
+          <w:tcPr>
+            <w:tcW w:type="dxa" w:w="4320"/>
+          </w:tcPr>
+          <w:p>
+            <w:r>
+              <w:t>19/20</w:t>
+            </w:r>
+          </w:p>
+        </w:tc>
+        <w:tc>
+          <w:tcPr>
+            <w:tcW w:type="dxa" w:w="4320"/>
+          </w:tcPr>
+          <w:p>
+            <w:r>
+              <w:t>设/读跳频信道列表</w:t>
+            </w:r>
+          </w:p>
+        </w:tc>
+      </w:tr>
+      <w:tr>
+        <w:tc>
+          <w:tcPr>
+            <w:tcW w:type="dxa" w:w="4320"/>
+          </w:tcPr>
+          <w:p>
+            <w:r>
+              <w:t>21/22</w:t>
+            </w:r>
+          </w:p>
+        </w:tc>
+        <w:tc>
+          <w:tcPr>
+            <w:tcW w:type="dxa" w:w="4320"/>
+          </w:tcPr>
+          <w:p>
+            <w:r>
+              <w:t>设/读接收灵敏度</w:t>
+            </w:r>
+          </w:p>
+        </w:tc>
+      </w:tr>
+      <w:tr>
+        <w:tc>
+          <w:tcPr>
+            <w:tcW w:type="dxa" w:w="4320"/>
+          </w:tcPr>
+          <w:p>
+            <w:r>
+              <w:t>23</w:t>
+            </w:r>
+          </w:p>
+        </w:tc>
+        <w:tc>
+          <w:tcPr>
+            <w:tcW w:type="dxa" w:w="4320"/>
+          </w:tcPr>
+          <w:p>
+            <w:r>
+              <w:t>RSSI 测试</w:t>
+            </w:r>
+          </w:p>
+        </w:tc>
+      </w:tr>
+      <w:tr>
+        <w:tc>
+          <w:tcPr>
+            <w:tcW w:type="dxa" w:w="4320"/>
+          </w:tcPr>
+          <w:p>
+            <w:r>
+              <w:t>24</w:t>
+            </w:r>
+          </w:p>
+        </w:tc>
+        <w:tc>
+          <w:tcPr>
+            <w:tcW w:type="dxa" w:w="4320"/>
+          </w:tcPr>
+          <w:p>
+            <w:r>
+              <w:t>载波开关</w:t>
+            </w:r>
+          </w:p>
+        </w:tc>
+      </w:tr>
+      <w:tr>
+        <w:tc>
+          <w:tcPr>
+            <w:tcW w:type="dxa" w:w="4320"/>
+          </w:tcPr>
+          <w:p>
+            <w:r>
+              <w:t>25</w:t>
+            </w:r>
+          </w:p>
+        </w:tc>
+        <w:tc>
+          <w:tcPr>
+            <w:tcW w:type="dxa" w:w="4320"/>
+          </w:tcPr>
+          <w:p>
+            <w:r>
+              <w:t>软重置模块</w:t>
+            </w:r>
+          </w:p>
+        </w:tc>
+      </w:tr>
+      <w:tr>
+        <w:tc>
+          <w:tcPr>
+            <w:tcW w:type="dxa" w:w="4320"/>
+          </w:tcPr>
+          <w:p>
+            <w:r>
+              <w:t>30</w:t>
+            </w:r>
+          </w:p>
+        </w:tc>
+        <w:tc>
+          <w:tcPr>
+            <w:tcW w:type="dxa" w:w="4320"/>
+          </w:tcPr>
+          <w:p>
+            <w:r>
+              <w:t>选择指定EPC标签</w:t>
+            </w:r>
+          </w:p>
+        </w:tc>
+      </w:tr>
+      <w:tr>
+        <w:tc>
+          <w:tcPr>
+            <w:tcW w:type="dxa" w:w="4320"/>
+          </w:tcPr>
+          <w:p>
+            <w:r>
+              <w:t>31</w:t>
+            </w:r>
+          </w:p>
+        </w:tc>
+        <w:tc>
+          <w:tcPr>
+            <w:tcW w:type="dxa" w:w="4320"/>
+          </w:tcPr>
+          <w:p>
+            <w:r>
+              <w:t>清除选择</w:t>
+            </w:r>
+          </w:p>
+        </w:tc>
+      </w:tr>
+      <w:tr>
+        <w:tc>
+          <w:tcPr>
+            <w:tcW w:type="dxa" w:w="4320"/>
+          </w:tcPr>
+          <w:p>
+            <w:r>
+              <w:t>100</w:t>
+            </w:r>
+          </w:p>
+        </w:tc>
+        <w:tc>
+          <w:tcPr>
+            <w:tcW w:type="dxa" w:w="4320"/>
+          </w:tcPr>
+          <w:p>
+            <w:r>
+              <w:t>原始指令透传</w:t>
+            </w:r>
+          </w:p>
+        </w:tc>
+      </w:tr>
+    </w:tbl>
+    <w:p>
+      <w:pPr>
+        <w:pStyle w:val="Heading2"/>
+      </w:pPr>
+      <w:r>
+        <w:t>4.3 写 EPC 规则（ADDR≥2）</w:t>
+      </w:r>
+    </w:p>
+    <w:p>
+      <w:r>
+        <w:t>EPC 存储区布局：[PC字(地址1)] [CRC字(地址0,只读)] [EPC数据(地址2起)]。写 EPC 必须 ADDR≥2，前两字 PC/CRC 禁写；ADDR&lt;2 返回参数错误(CMD_STATUS=3)。从 EPC 第 N 字开始写则 ADDR=N+2。单次最多 15 字（模块限制），超限自动分段。</w:t>
+      </w:r>
+    </w:p>
+    <w:p>
+      <w:pPr>
+        <w:pStyle w:val="Heading2"/>
+      </w:pPr>
+      <w:r>
+        <w:t>4.4 结果码 DI(RESULT)</w:t>
+      </w:r>
+    </w:p>
+    <w:p>
+      <w:r>
+        <w:t>0=成功；1=通信超时；2=模块级错误；3=帧/参数错误；4=模块响应异常；0x15=无标签；0xF5=响应无标签；0xE001=RFID 看门狗超时；其他=模块原始错误码。判断成败只需看 STATUS==2。</w:t>
+      </w:r>
+    </w:p>
+    <w:p>
+      <w:pPr>
+        <w:pStyle w:val="Heading1"/>
+      </w:pPr>
+      <w:r>
+        <w:t>5. 主循环与看门狗</w:t>
+      </w:r>
+    </w:p>
+    <w:p>
+      <w:pPr>
+        <w:pStyle w:val="Heading2"/>
+      </w:pPr>
+      <w:r>
+        <w:t>5.1 主循环流程 (User/main.c)</w:t>
+      </w:r>
+    </w:p>
+    <w:p>
+      <w:pPr>
+        <w:pStyle w:val="ListBullet"/>
+      </w:pPr>
+      <w:r>
+        <w:t>1. ECAT_Stack_MainLoop() — 驱动 SSC 协议栈，最高频调用</w:t>
+      </w:r>
+    </w:p>
+    <w:p>
+      <w:pPr>
+        <w:pStyle w:val="ListBullet"/>
+      </w:pPr>
+      <w:r>
+        <w:t>2. RFID_WatchdogCheck() — RFID 软件看门狗，所有状态都检查（OP 门控外）</w:t>
+      </w:r>
+    </w:p>
+    <w:p>
+      <w:pPr>
+        <w:pStyle w:val="ListBullet"/>
+      </w:pPr>
+      <w:r>
+        <w:t>3. OP 门控内：RFID_EcatCmdTask() 优先；无命令才 RFID_Scan()</w:t>
+      </w:r>
+    </w:p>
+    <w:p>
+      <w:pPr>
+        <w:pStyle w:val="ListBullet"/>
+      </w:pPr>
+      <w:r>
+        <w:t>4. ECAT_Monitor() — AL 状态变化打印一条日志</w:t>
+      </w:r>
+    </w:p>
+    <w:p>
+      <w:pPr>
+        <w:pStyle w:val="ListBullet"/>
+      </w:pPr>
+      <w:r>
+        <w:t>5. WDG_Feed() — 喂硬件看门狗</w:t>
+      </w:r>
+    </w:p>
+    <w:p>
+      <w:pPr>
+        <w:pStyle w:val="Heading2"/>
+      </w:pPr>
+      <w:r>
+        <w:t>5.2 RFID 软件看门狗（自愈机制）</w:t>
+      </w:r>
+    </w:p>
+    <w:p>
+      <w:r>
+        <w:t>RFID 模块卡死时自动复位自愈，无需人工重启。靠时间戳 g_RfidLastAliveMs（每次成功通信刷新），主循环每轮检查 (现在 - 最后通信) &gt; 2s 则触发。</w:t>
+      </w:r>
+    </w:p>
+    <w:p>
+      <w:pPr>
+        <w:pStyle w:val="ListBullet"/>
+      </w:pPr>
+      <w:r>
+        <w:t>触发：PA12 断电（救硬死亡）+ 发软复位命令 0x19（救软卡死）双保险</w:t>
+      </w:r>
+    </w:p>
+    <w:p>
+      <w:pPr>
+        <w:pStyle w:val="ListBullet"/>
+      </w:pPr>
+      <w:r>
+        <w:t>恢复：200ms 后 PA12 重新上电 + 重启 DMA 接收链路，全程非阻塞（不超 62.5ms EtherCAT 预算）</w:t>
+      </w:r>
+    </w:p>
+    <w:p>
+      <w:pPr>
+        <w:pStyle w:val="ListBullet"/>
+      </w:pPr>
+      <w:r>
+        <w:t>互斥：恢复期间 g_RfidWdTriggered=1 挡住扫描(RFID_Scan 直接 return)和命令(回 BUSY)</w:t>
+      </w:r>
+    </w:p>
+    <w:p>
+      <w:pPr>
+        <w:pStyle w:val="ListBullet"/>
+      </w:pPr>
+      <w:r>
+        <w:t>通知主站：触发期间 PDO 报 STATUS=ERROR, RESULT=0xE001</w:t>
+      </w:r>
+    </w:p>
+    <w:p>
+      <w:pPr>
+        <w:pStyle w:val="Heading2"/>
+      </w:pPr>
+      <w:r>
+        <w:t>5.3 阻塞保活 ECAT_KeepAlive()</w:t>
+      </w:r>
+    </w:p>
+    <w:p>
+      <w:r>
+        <w:t>= ECAT_Stack_MainLoop() + WDG_Feed()。RFID 命令最长阻塞 500ms 期间调用此函数，保持 PDO 映射正常（SM WD 不触发）+ 喂 FWDGT，避免掉线或复位。调用点：rfid_wait_frame、RFID_Inventory、DMA 发送等待、天线切换延时。</w:t>
+      </w:r>
+    </w:p>
+    <w:p>
+      <w:pPr>
+        <w:pStyle w:val="Heading1"/>
+      </w:pPr>
+      <w:r>
+        <w:t>6. 串口日志</w:t>
+      </w:r>
+    </w:p>
+    <w:p>
+      <w:r>
+        <w:t>当前生效的 printf 仅 1 处（USART2 输出）：</w:t>
+      </w:r>
+    </w:p>
+    <w:p>
+      <w:r>
+        <w:rPr>
+          <w:rFonts w:ascii="Consolas" w:hAnsi="Consolas"/>
+          <w:sz w:val="18"/>
+        </w:rPr>
+        <w:t>[ECAT] AL=0x%02X SC=0x0000 LE=0x0000   (仅在 AL 状态变化时打印一条)</w:t>
+      </w:r>
+    </w:p>
+    <w:p>
+      <w:r>
+        <w:t>AL 状态码：0x01=INIT, 0x02=PREOP, 0x04=SAFEOP, 0x08=OP；SC=AL Status Code；LE=本地错误码。RFID 错误打印 [RFID] ANT%d err... 被 RFID_DEBUG_LOG=0 关闭，默认不输出。</w:t>
+      </w:r>
+    </w:p>
+    <w:p>
+      <w:pPr>
+        <w:pStyle w:val="Heading1"/>
+      </w:pPr>
+      <w:r>
+        <w:t>7. 编译与烧录</w:t>
+      </w:r>
+    </w:p>
+    <w:p>
+      <w:pPr>
+        <w:pStyle w:val="ListBullet"/>
+      </w:pPr>
+      <w:r>
+        <w:t>IDE: Keil MDK-ARM 5.x，工程 MDK-ARM/EtherCAT_RFID.uvprojx</w:t>
       </w:r>
     </w:p>
     <w:p>
@@ -1052,7 +2028,7 @@
         <w:pStyle w:val="ListBullet"/>
       </w:pPr>
       <w:r>
-        <w:t>Debug: J-Link SWD 4000kHz</w:t>
+        <w:t>优化: -O4，启用 C99</w:t>
       </w:r>
     </w:p>
     <w:p>
@@ -1060,16 +2036,7 @@
         <w:pStyle w:val="ListBullet"/>
       </w:pPr>
       <w:r>
-        <w:t>优化: -O4 (最高优化)</w:t>
-      </w:r>
-    </w:p>
-    <w:p/>
-    <w:p>
-      <w:pPr>
-        <w:pStyle w:val="ListBullet"/>
-      </w:pPr>
-      <w:r>
-        <w:t>当前 ROM: ~40KB / 128KB</w:t>
+        <w:t>调试: J-Link SWD</w:t>
       </w:r>
     </w:p>
     <w:p>
@@ -1077,21 +2044,7 @@
         <w:pStyle w:val="ListBullet"/>
       </w:pPr>
       <w:r>
-        <w:t>当前 RAM: ~11KB / 20KB</w:t>
-      </w:r>
-    </w:p>
-    <w:p/>
-    <w:p>
-      <w:pPr>
-        <w:pStyle w:val="Heading1"/>
-      </w:pPr>
-      <w:r>
-        <w:t>5. 串口日志</w:t>
-      </w:r>
-    </w:p>
-    <w:p>
-      <w:r>
-        <w:t>启动输出：</w:t>
+        <w:t>预定义宏: USE_STDPERIPH_DRIVER, GD32F10X_MD</w:t>
       </w:r>
     </w:p>
     <w:p>
@@ -1099,7 +2052,7 @@
         <w:pStyle w:val="ListBullet"/>
       </w:pPr>
       <w:r>
-        <w:t>=== ECAT Slave Start ===</w:t>
+        <w:t>当前 ROM 占用: ~46KB / 128KB（约 35%）；RAM: ~12KB / 20KB（约 60%）</w:t>
       </w:r>
     </w:p>
     <w:p>
@@ -1107,7 +2060,20 @@
         <w:pStyle w:val="ListBullet"/>
       </w:pPr>
       <w:r>
-        <w:t>[ECAT] Stack init... OK (AL=0x01)</w:t>
+        <w:t>命令行编译: UV4.exe -j0 -b EtherCAT_RFID.uvprojx -o build_log.txt</w:t>
+      </w:r>
+    </w:p>
+    <w:p>
+      <w:pPr>
+        <w:pStyle w:val="Heading1"/>
+      </w:pPr>
+      <w:r>
+        <w:t>8. 移植踩坑记录</w:t>
+      </w:r>
+    </w:p>
+    <w:p>
+      <w:r>
+        <w:t>以下经验均经当前代码核实，仍适用：</w:t>
       </w:r>
     </w:p>
     <w:p>
@@ -1115,7 +2081,7 @@
         <w:pStyle w:val="ListBullet"/>
       </w:pPr>
       <w:r>
-        <w:t>[RFID] Module init OK</w:t>
+        <w:t>GD32 外设编号从 0 开始：USART0=PA9/PA10(=STM32 USART1)，USART2=PB10/PB11(=STM32 USART3)；SPI0=PA5/6/7(=STM32 SPI1)，基址 +0xF800 才进位到 APB2</w:t>
       </w:r>
     </w:p>
     <w:p>
@@ -1123,7 +2089,7 @@
         <w:pStyle w:val="ListBullet"/>
       </w:pPr>
       <w:r>
-        <w:t>[ECAT] Running, waiting for master...</w:t>
+        <w:t>SPI MISO 必须配 GPIO_MODE_IN_FLOATING，不能和 SCK/MOSI 一起 AF_PP，否则总线冲突</w:t>
       </w:r>
     </w:p>
     <w:p>
@@ -1131,7 +2097,7 @@
         <w:pStyle w:val="ListBullet"/>
       </w:pPr>
       <w:r>
-        <w:t>连接主站后：AL 状态变化日志 (0x01 INIT → 0x04 SAFEOP → 0x08 OP)</w:t>
+        <w:t>TR8253 ESC 寄存器 0x0420 (PD Watchdog Time) 对 PDI 只读，GD32 无法修改；KV-X310 配置 Time=1000，约 62.5ms。固件用 ECAT_IGNORE_SM_WD_ERROR=1 忽略 SM WD 触发，避免偶发 PDO 间隔 &gt;62.5ms 时从 OP 掉 SAFEOP（这是之前掉线重连的根因，已解决）</w:t>
       </w:r>
     </w:p>
     <w:p>
@@ -1139,16 +2105,7 @@
         <w:pStyle w:val="ListBullet"/>
       </w:pPr>
       <w:r>
-        <w:t>出错时：!ERR AL=0x?? code=0x????</w:t>
-      </w:r>
-    </w:p>
-    <w:p/>
-    <w:p>
-      <w:pPr>
-        <w:pStyle w:val="Heading1"/>
-      </w:pPr>
-      <w:r>
-        <w:t>6. 移植踩坑记录</w:t>
+        <w:t>OP 状态下 printf 会阻塞主循环触发 PDO 看门狗，故 OP 期间仅 AL 变化时打印一条</w:t>
       </w:r>
     </w:p>
     <w:p>
@@ -1156,7 +2113,7 @@
         <w:pStyle w:val="ListBullet"/>
       </w:pPr>
       <w:r>
-        <w:t>GD32 USART 编号从 0 开始: USART0=PA9, USART1=PA2/PA3, USART2=PB10/PB11 对应 STM32 USART1/2/3</w:t>
+        <w:t>Flash 自动保存擦除耗时 ~20ms 也会触发看门狗，OP 状态禁用 Flash 保存</w:t>
       </w:r>
     </w:p>
     <w:p>
@@ -1164,7 +2121,7 @@
         <w:pStyle w:val="ListBullet"/>
       </w:pPr>
       <w:r>
-        <w:t>GD32 SPI 编号: SPI0(0x40013000 APB2 PA5/6/7) = STM32 SPI1, 基址 +0xF800 才能进位到 APB2</w:t>
+        <w:t>SPI 单事务整块传输：HW_EscRead/Write 每块只发一次地址逐字节连读/写，若每字节重新寻址，1020B PDO 传输耗时数十 ms 触发 SM WD</w:t>
       </w:r>
     </w:p>
     <w:p>
@@ -1172,7 +2129,7 @@
         <w:pStyle w:val="ListBullet"/>
       </w:pPr>
       <w:r>
-        <w:t>MISO 必须配成输入 GPIO_MODE_IN_FLOATING, 不能和 SCK/MOSI 一起用 AF_PP</w:t>
+        <w:t>SPI 读 ESC 最后一字节时 MOSI 发 0xFF（DI 拉高）</w:t>
       </w:r>
     </w:p>
     <w:p>
@@ -1180,7 +2137,7 @@
         <w:pStyle w:val="ListBullet"/>
       </w:pPr>
       <w:r>
-        <w:t>DC_SUPPORTED=0 且 XML 也要去掉 DC OpMode, 否则 KV-X310 主站超时踢回 INIT</w:t>
+        <w:t>DMA 接收 drain 必须有界：清残留字节不能无界等待，否则模块持续噪声会卡在 WAIT 触发 SM WD</w:t>
       </w:r>
     </w:p>
     <w:p>
@@ -1188,7 +2145,7 @@
         <w:pStyle w:val="ListBullet"/>
       </w:pPr>
       <w:r>
-        <w:t>ECAT OP 状态下 printf 会阻塞主循环触发 PDO 看门狗, 必须移除</w:t>
+        <w:t>天线标签丢失延迟清除：连续丢失≥2 次 且 距最后看到≥180ms 才清，避免偶尔读不到就清数据</w:t>
       </w:r>
     </w:p>
     <w:p>
@@ -1196,7 +2153,15 @@
         <w:pStyle w:val="ListBullet"/>
       </w:pPr>
       <w:r>
-        <w:t>Flash 自动保存擦除耗时 ~20ms 也会触发看门狗, OP 状态禁用</w:t>
+        <w:t>DC_SUPPORTED 的 #ifdef 陷阱：GD32Evb.h 用 #ifdef DC_SUPPORTED 判断"是否定义"，而 ecat_def.h 把它定义为 0，导致 #ifdef 为真 → SYNC0 中断仍被初始化。若要真正关闭 DC，需改为 #if DC_SUPPORTED</w:t>
+      </w:r>
+    </w:p>
+    <w:p>
+      <w:pPr>
+        <w:pStyle w:val="Heading1"/>
+      </w:pPr>
+      <w:r>
+        <w:t>9. 已知设计取舍</w:t>
       </w:r>
     </w:p>
     <w:p>
@@ -1204,7 +2169,7 @@
         <w:pStyle w:val="ListBullet"/>
       </w:pPr>
       <w:r>
-        <w:t>SysTick_Config 正常但中断不触发, 用忙等替代 delay_1ms</w:t>
+        <w:t>忽略 ESC SM Watchdog：非标准 EtherCAT 行为，代价是主站真停发 PDO 时从站不降级，带着过期输出留在 OP。RFID 业务（控制指令非持续驱动）可接受。</w:t>
       </w:r>
     </w:p>
     <w:p>
@@ -1212,11 +2177,23 @@
         <w:pStyle w:val="ListBullet"/>
       </w:pPr>
       <w:r>
-        <w:t xml:space="preserve">uvprojx 文件路径反斜杠 </w:t>
-        <w:br/>
-        <w:t xml:space="preserve"> 在 Python 脚本中会被误解析为回车符</w:t>
+        <w:t>RFID 软件看门狗救"软卡死"和"模块固件崩溃"（PA12 断电），救不了"模块硬件供电故障"（需人工）。</w:t>
       </w:r>
     </w:p>
+    <w:p>
+      <w:pPr>
+        <w:pStyle w:val="ListBullet"/>
+      </w:pPr>
+      <w:r>
+        <w:t>对象字典用大块 0x6000/0x7000 + 软件协议，SDO 映射简单，改协议不动对象字典；代价是主站必须看对接文档才知道字段含义。</w:t>
+      </w:r>
+    </w:p>
+    <w:sectPr>
+      <w:pgSz w:w="12240" w:h="15840"/>
+      <w:pgMar w:top="1440" w:right="1800" w:bottom="1440" w:left="1800" w:header="720" w:footer="720" w:gutter="0"/>
+      <w:cols w:space="720"/>
+      <w:docGrid w:linePitch="360"/>
+    </w:sectPr>
   </w:body>
 </w:document>
 </file>
@@ -1584,10 +2561,6 @@
     <w:name w:val="Normal"/>
     <w:qFormat/>
     <w:rsid w:val="00FC693F"/>
-    <w:rPr>
-      <w:rFonts w:ascii="Arial" w:hAnsi="Arial"/>
-      <w:sz w:val="21"/>
-    </w:rPr>
   </w:style>
   <w:style w:type="paragraph" w:styleId="Header">
     <w:name w:val="header"/>
